--- a/מסמך אפיון.docx
+++ b/מסמך אפיון.docx
@@ -32,6 +32,7 @@
           <w:rtl/>
         </w:rPr>
       </w:pPr>
+      <w:proofErr w:type="spellStart"/>
       <w:r>
         <w:rPr>
           <w:rFonts w:hint="cs"/>
@@ -41,7 +42,19 @@
           <w:highlight w:val="yellow"/>
           <w:rtl/>
         </w:rPr>
-        <w:t>תאור פרויקט</w:t>
+        <w:t>תאור</w:t>
+      </w:r>
+      <w:proofErr w:type="spellEnd"/>
+      <w:r>
+        <w:rPr>
+          <w:rFonts w:hint="cs"/>
+          <w:color w:val="000000" w:themeColor="text1"/>
+          <w:sz w:val="24"/>
+          <w:szCs w:val="24"/>
+          <w:highlight w:val="yellow"/>
+          <w:rtl/>
+        </w:rPr>
+        <w:t xml:space="preserve"> פרויקט</w:t>
       </w:r>
       <w:r>
         <w:rPr>
@@ -71,17 +84,17 @@
           <w:szCs w:val="24"/>
           <w:rtl/>
         </w:rPr>
-        <w:t>לאור מצב ההוראה הקיים היום בשוק ההוראה החלטתי לקחת את העניינים לידיים ולפתח אפליקציה שתיעל את מערך ממלאות המקום כך שכל מנהלת בארץ תוכל לפי תנאיה לקבל קורות חיים של כל מורה שמתאימה לדרישותיה וכן אם מנהלת מחפשת מורה כל המורות שרשומות לאפליקציה יקבלו הודעה על כך וכן להפך בעת הצטרפות מורה למאגר כל המנהלות שמתאימות לדרישות</w:t>
-      </w:r>
-      <w:r>
-        <w:rPr>
-          <w:rFonts w:hint="cs"/>
-          <w:color w:val="000000" w:themeColor="text1"/>
-          <w:sz w:val="24"/>
-          <w:szCs w:val="24"/>
-          <w:rtl/>
-        </w:rPr>
-        <w:t xml:space="preserve"> יקבלו הודעה על כך.</w:t>
+        <w:t>לאור מצב ההוראה הקיים היום בשוק ההוראה החלטתי לקחת את העניינים לידיים ולפתח אפליקציה שתיעל את מערך ממלאות המקום כך שכל מנהלת בארץ תוכל לפי תנאיה לקבל קורות חיים של כל מורה שמתאימה לדרישותיה</w:t>
+      </w:r>
+      <w:r>
+        <w:rPr>
+          <w:rFonts w:hint="cs"/>
+          <w:color w:val="000000" w:themeColor="text1"/>
+          <w:sz w:val="24"/>
+          <w:szCs w:val="24"/>
+          <w:rtl/>
+        </w:rPr>
+        <w:t>.</w:t>
       </w:r>
     </w:p>
     <w:p>
@@ -132,27 +145,121 @@
           <w:szCs w:val="24"/>
           <w:rtl/>
         </w:rPr>
-        <w:t>כל מורה שנרשמת לשרות תקבל מייל ובו קובץ התאמות האפליקציה תקרא את הנתונים מתוך הקובץ הזה ותכניס אותה לתוך מאגר מורות ארצי.</w:t>
-      </w:r>
-    </w:p>
-    <w:p>
-      <w:pPr>
-        <w:rPr>
-          <w:color w:val="000000" w:themeColor="text1"/>
-          <w:sz w:val="24"/>
-          <w:szCs w:val="24"/>
-          <w:rtl/>
-        </w:rPr>
-      </w:pPr>
-      <w:r>
-        <w:rPr>
-          <w:rFonts w:hint="cs"/>
-          <w:color w:val="000000" w:themeColor="text1"/>
-          <w:sz w:val="24"/>
-          <w:szCs w:val="24"/>
-          <w:rtl/>
-        </w:rPr>
-        <w:t>כמו כן תצטרך המורה להעלות קורות חיים שלה כך שמנהלת מתענינת תוכל לצפות בקורות חיים של כל המורות שמתאימות לדרישותיה.</w:t>
+        <w:t xml:space="preserve">כל מנהלת </w:t>
+      </w:r>
+      <w:proofErr w:type="spellStart"/>
+      <w:r>
+        <w:rPr>
+          <w:rFonts w:hint="cs"/>
+          <w:color w:val="000000" w:themeColor="text1"/>
+          <w:sz w:val="24"/>
+          <w:szCs w:val="24"/>
+          <w:rtl/>
+        </w:rPr>
+        <w:t>שנירשמת</w:t>
+      </w:r>
+      <w:proofErr w:type="spellEnd"/>
+      <w:r>
+        <w:rPr>
+          <w:rFonts w:hint="cs"/>
+          <w:color w:val="000000" w:themeColor="text1"/>
+          <w:sz w:val="24"/>
+          <w:szCs w:val="24"/>
+          <w:rtl/>
+        </w:rPr>
+        <w:t xml:space="preserve"> למערכת תמלא נתונים שהיא דורשת ממורותיה וכן כל מורה </w:t>
+      </w:r>
+      <w:proofErr w:type="spellStart"/>
+      <w:r>
+        <w:rPr>
+          <w:rFonts w:hint="cs"/>
+          <w:color w:val="000000" w:themeColor="text1"/>
+          <w:sz w:val="24"/>
+          <w:szCs w:val="24"/>
+          <w:rtl/>
+        </w:rPr>
+        <w:t>שניכנסת</w:t>
+      </w:r>
+      <w:proofErr w:type="spellEnd"/>
+      <w:r>
+        <w:rPr>
+          <w:rFonts w:hint="cs"/>
+          <w:color w:val="000000" w:themeColor="text1"/>
+          <w:sz w:val="24"/>
+          <w:szCs w:val="24"/>
+          <w:rtl/>
+        </w:rPr>
+        <w:t xml:space="preserve"> למערכת תמלא את הנתונים האישיים שלה.</w:t>
+      </w:r>
+    </w:p>
+    <w:p>
+      <w:pPr>
+        <w:rPr>
+          <w:rFonts w:hint="cs"/>
+          <w:color w:val="000000" w:themeColor="text1"/>
+          <w:sz w:val="24"/>
+          <w:szCs w:val="24"/>
+          <w:rtl/>
+        </w:rPr>
+      </w:pPr>
+      <w:r>
+        <w:rPr>
+          <w:rFonts w:hint="cs"/>
+          <w:color w:val="000000" w:themeColor="text1"/>
+          <w:sz w:val="24"/>
+          <w:szCs w:val="24"/>
+          <w:rtl/>
+        </w:rPr>
+        <w:t xml:space="preserve">כל מנהלת תוכל לראות את כל המורות שמתאימות לדרישות בית הספר תוכל לראות את קורות החיים של המורה לקבל ניתוח </w:t>
+      </w:r>
+      <w:r>
+        <w:rPr>
+          <w:rFonts w:hint="cs"/>
+          <w:color w:val="000000" w:themeColor="text1"/>
+          <w:sz w:val="24"/>
+          <w:szCs w:val="24"/>
+        </w:rPr>
+        <w:t xml:space="preserve">AI </w:t>
+      </w:r>
+      <w:r>
+        <w:rPr>
+          <w:color w:val="000000" w:themeColor="text1"/>
+          <w:sz w:val="24"/>
+          <w:szCs w:val="24"/>
+        </w:rPr>
+        <w:t xml:space="preserve"> </w:t>
+      </w:r>
+      <w:r>
+        <w:rPr>
+          <w:rFonts w:hint="cs"/>
+          <w:color w:val="000000" w:themeColor="text1"/>
+          <w:sz w:val="24"/>
+          <w:szCs w:val="24"/>
+          <w:rtl/>
+        </w:rPr>
+        <w:t xml:space="preserve">עליו וכן ליצור קשר באופן </w:t>
+      </w:r>
+      <w:proofErr w:type="spellStart"/>
+      <w:r>
+        <w:rPr>
+          <w:rFonts w:hint="cs"/>
+          <w:color w:val="000000" w:themeColor="text1"/>
+          <w:sz w:val="24"/>
+          <w:szCs w:val="24"/>
+          <w:rtl/>
+        </w:rPr>
+        <w:t>מיידי</w:t>
+      </w:r>
+      <w:proofErr w:type="spellEnd"/>
+      <w:r>
+        <w:rPr>
+          <w:rFonts w:hint="cs"/>
+          <w:color w:val="000000" w:themeColor="text1"/>
+          <w:sz w:val="24"/>
+          <w:szCs w:val="24"/>
+          <w:rtl/>
+        </w:rPr>
+        <w:t xml:space="preserve"> עם המורה על ידי שליחת מייל.</w:t>
       </w:r>
     </w:p>
     <w:p>
@@ -179,7 +286,6 @@
     <w:p>
       <w:pPr>
         <w:rPr>
-          <w:rFonts w:hint="cs"/>
           <w:color w:val="000000" w:themeColor="text1"/>
           <w:sz w:val="24"/>
           <w:szCs w:val="24"/>
@@ -214,7 +320,27 @@
           <w:szCs w:val="24"/>
           <w:rtl/>
         </w:rPr>
-        <w:t>מסך מורה-</w:t>
+        <w:t xml:space="preserve">מסך </w:t>
+      </w:r>
+      <w:r>
+        <w:rPr>
+          <w:rFonts w:hint="cs"/>
+          <w:color w:val="000000" w:themeColor="text1"/>
+          <w:sz w:val="24"/>
+          <w:szCs w:val="24"/>
+          <w:rtl/>
+        </w:rPr>
+        <w:t>מנהל</w:t>
+      </w:r>
+      <w:r>
+        <w:rPr>
+          <w:rFonts w:hint="cs"/>
+          <w:color w:val="000000" w:themeColor="text1"/>
+          <w:sz w:val="24"/>
+          <w:szCs w:val="24"/>
+          <w:rtl/>
+        </w:rPr>
+        <w:t>-</w:t>
       </w:r>
       <w:r>
         <w:rPr>
@@ -256,7 +382,7 @@
           <w:szCs w:val="24"/>
           <w:rtl/>
         </w:rPr>
-        <w:t>הצטרפות וקבלת פרטים</w:t>
+        <w:t>התחברות</w:t>
       </w:r>
     </w:p>
     <w:p>
@@ -280,7 +406,29 @@
           <w:szCs w:val="24"/>
           <w:rtl/>
         </w:rPr>
-        <w:t>מסך להעלאת הקבצים המבוקשים</w:t>
+        <w:t xml:space="preserve">מסך </w:t>
+      </w:r>
+      <w:proofErr w:type="spellStart"/>
+      <w:r>
+        <w:rPr>
+          <w:rFonts w:hint="cs"/>
+          <w:color w:val="000000" w:themeColor="text1"/>
+          <w:sz w:val="24"/>
+          <w:szCs w:val="24"/>
+          <w:rtl/>
+        </w:rPr>
+        <w:t>דשבורדים</w:t>
+      </w:r>
+      <w:proofErr w:type="spellEnd"/>
+      <w:r>
+        <w:rPr>
+          <w:rFonts w:hint="cs"/>
+          <w:color w:val="000000" w:themeColor="text1"/>
+          <w:sz w:val="24"/>
+          <w:szCs w:val="24"/>
+          <w:rtl/>
+        </w:rPr>
+        <w:t>-גרפים שמראים נתונים שונים מן המערכת.</w:t>
       </w:r>
     </w:p>
     <w:p>
@@ -304,27 +452,71 @@
           <w:szCs w:val="24"/>
           <w:rtl/>
         </w:rPr>
-        <w:t>ניהול זמינות</w:t>
-      </w:r>
-    </w:p>
-    <w:p>
-      <w:pPr>
-        <w:rPr>
-          <w:color w:val="000000" w:themeColor="text1"/>
-          <w:sz w:val="24"/>
-          <w:szCs w:val="24"/>
-          <w:rtl/>
-        </w:rPr>
-      </w:pPr>
-      <w:r>
-        <w:rPr>
-          <w:rFonts w:hint="cs"/>
-          <w:color w:val="000000" w:themeColor="text1"/>
-          <w:sz w:val="24"/>
-          <w:szCs w:val="24"/>
-          <w:rtl/>
-        </w:rPr>
-        <w:t>מסך מנהלת-</w:t>
+        <w:t>מסך ניהול משתמשים</w:t>
+      </w:r>
+    </w:p>
+    <w:p>
+      <w:pPr>
+        <w:pStyle w:val="a7"/>
+        <w:numPr>
+          <w:ilvl w:val="0"/>
+          <w:numId w:val="1"/>
+        </w:numPr>
+        <w:rPr>
+          <w:color w:val="000000" w:themeColor="text1"/>
+          <w:sz w:val="24"/>
+          <w:szCs w:val="24"/>
+        </w:rPr>
+      </w:pPr>
+      <w:r>
+        <w:rPr>
+          <w:rFonts w:hint="cs"/>
+          <w:color w:val="000000" w:themeColor="text1"/>
+          <w:sz w:val="24"/>
+          <w:szCs w:val="24"/>
+          <w:rtl/>
+        </w:rPr>
+        <w:t>מסך ניהול נתונים</w:t>
+      </w:r>
+    </w:p>
+    <w:p>
+      <w:pPr>
+        <w:rPr>
+          <w:color w:val="000000" w:themeColor="text1"/>
+          <w:sz w:val="24"/>
+          <w:szCs w:val="24"/>
+          <w:rtl/>
+        </w:rPr>
+      </w:pPr>
+      <w:r>
+        <w:rPr>
+          <w:rFonts w:hint="cs"/>
+          <w:color w:val="000000" w:themeColor="text1"/>
+          <w:sz w:val="24"/>
+          <w:szCs w:val="24"/>
+          <w:rtl/>
+        </w:rPr>
+        <w:t xml:space="preserve">מסך </w:t>
+      </w:r>
+      <w:r>
+        <w:rPr>
+          <w:rFonts w:hint="cs"/>
+          <w:color w:val="000000" w:themeColor="text1"/>
+          <w:sz w:val="24"/>
+          <w:szCs w:val="24"/>
+          <w:rtl/>
+        </w:rPr>
+        <w:t>ראשי של המערכת</w:t>
+      </w:r>
+      <w:r>
+        <w:rPr>
+          <w:rFonts w:hint="cs"/>
+          <w:color w:val="000000" w:themeColor="text1"/>
+          <w:sz w:val="24"/>
+          <w:szCs w:val="24"/>
+          <w:rtl/>
+        </w:rPr>
+        <w:t>-</w:t>
       </w:r>
       <w:r>
         <w:rPr>
@@ -366,7 +558,7 @@
           <w:szCs w:val="24"/>
           <w:rtl/>
         </w:rPr>
-        <w:t>התחברות</w:t>
+        <w:t>עמוד בית</w:t>
       </w:r>
     </w:p>
     <w:p>
@@ -390,7 +582,7 @@
           <w:szCs w:val="24"/>
           <w:rtl/>
         </w:rPr>
-        <w:t xml:space="preserve">טופס דרישות </w:t>
+        <w:t>עמוד טופס דרישות ונתונים למשתמשת חדשה</w:t>
       </w:r>
     </w:p>
     <w:p>
@@ -414,28 +606,7 @@
           <w:szCs w:val="24"/>
           <w:rtl/>
         </w:rPr>
-        <w:t>קבלת כל המורות שמתאימות לדרישות</w:t>
-      </w:r>
-    </w:p>
-    <w:p>
-      <w:pPr>
-        <w:rPr>
-          <w:color w:val="000000" w:themeColor="text1"/>
-          <w:sz w:val="24"/>
-          <w:szCs w:val="24"/>
-          <w:rtl/>
-        </w:rPr>
-      </w:pPr>
-      <w:r>
-        <w:rPr>
-          <w:rFonts w:hint="cs"/>
-          <w:color w:val="000000" w:themeColor="text1"/>
-          <w:sz w:val="24"/>
-          <w:szCs w:val="24"/>
-          <w:highlight w:val="yellow"/>
-          <w:rtl/>
-        </w:rPr>
-        <w:t>לוגיקה:</w:t>
+        <w:t>התחברות והרשמה</w:t>
       </w:r>
     </w:p>
     <w:p>
@@ -443,7 +614,7 @@
         <w:pStyle w:val="a7"/>
         <w:numPr>
           <w:ilvl w:val="0"/>
-          <w:numId w:val="3"/>
+          <w:numId w:val="2"/>
         </w:numPr>
         <w:rPr>
           <w:color w:val="000000" w:themeColor="text1"/>
@@ -453,21 +624,13 @@
       </w:pPr>
       <w:r>
         <w:rPr>
-          <w:color w:val="000000" w:themeColor="text1"/>
-          <w:sz w:val="24"/>
-          <w:szCs w:val="24"/>
-        </w:rPr>
-        <w:t>Post</w:t>
-      </w:r>
-      <w:r>
-        <w:rPr>
-          <w:rFonts w:hint="cs"/>
-          <w:color w:val="000000" w:themeColor="text1"/>
-          <w:sz w:val="24"/>
-          <w:szCs w:val="24"/>
-          <w:rtl/>
-        </w:rPr>
-        <w:t>-למצטרפת מורה חדשה</w:t>
+          <w:rFonts w:hint="cs"/>
+          <w:color w:val="000000" w:themeColor="text1"/>
+          <w:sz w:val="24"/>
+          <w:szCs w:val="24"/>
+          <w:rtl/>
+        </w:rPr>
+        <w:t>אפשרות ליצירת קשר עם המערכת</w:t>
       </w:r>
     </w:p>
     <w:p>
@@ -475,7 +638,7 @@
         <w:pStyle w:val="a7"/>
         <w:numPr>
           <w:ilvl w:val="0"/>
-          <w:numId w:val="3"/>
+          <w:numId w:val="2"/>
         </w:numPr>
         <w:rPr>
           <w:color w:val="000000" w:themeColor="text1"/>
@@ -485,21 +648,95 @@
       </w:pPr>
       <w:r>
         <w:rPr>
-          <w:color w:val="000000" w:themeColor="text1"/>
-          <w:sz w:val="24"/>
-          <w:szCs w:val="24"/>
-        </w:rPr>
-        <w:t>Post</w:t>
-      </w:r>
-      <w:r>
-        <w:rPr>
-          <w:rFonts w:hint="cs"/>
-          <w:color w:val="000000" w:themeColor="text1"/>
-          <w:sz w:val="24"/>
-          <w:szCs w:val="24"/>
-          <w:rtl/>
-        </w:rPr>
-        <w:t>-לדרישת מנהלת פלוס מזהה למנהלת</w:t>
+          <w:rFonts w:hint="cs"/>
+          <w:color w:val="000000" w:themeColor="text1"/>
+          <w:sz w:val="24"/>
+          <w:szCs w:val="24"/>
+          <w:rtl/>
+        </w:rPr>
+        <w:t xml:space="preserve">עמוד למנהלת עם רשימת מורות שמתאימות לה </w:t>
+      </w:r>
+      <w:r>
+        <w:rPr>
+          <w:color w:val="000000" w:themeColor="text1"/>
+          <w:sz w:val="24"/>
+          <w:szCs w:val="24"/>
+          <w:rtl/>
+        </w:rPr>
+        <w:t>–</w:t>
+      </w:r>
+      <w:r>
+        <w:rPr>
+          <w:rFonts w:hint="cs"/>
+          <w:color w:val="000000" w:themeColor="text1"/>
+          <w:sz w:val="24"/>
+          <w:szCs w:val="24"/>
+          <w:rtl/>
+        </w:rPr>
+        <w:t xml:space="preserve"> צפיה </w:t>
+      </w:r>
+      <w:proofErr w:type="spellStart"/>
+      <w:r>
+        <w:rPr>
+          <w:rFonts w:hint="cs"/>
+          <w:color w:val="000000" w:themeColor="text1"/>
+          <w:sz w:val="24"/>
+          <w:szCs w:val="24"/>
+          <w:rtl/>
+        </w:rPr>
+        <w:t>בק"וח,הורדה,ניתוח</w:t>
+      </w:r>
+      <w:proofErr w:type="spellEnd"/>
+      <w:r>
+        <w:rPr>
+          <w:rFonts w:hint="cs"/>
+          <w:color w:val="000000" w:themeColor="text1"/>
+          <w:sz w:val="24"/>
+          <w:szCs w:val="24"/>
+          <w:rtl/>
+        </w:rPr>
+        <w:t xml:space="preserve"> </w:t>
+      </w:r>
+      <w:r>
+        <w:rPr>
+          <w:rFonts w:hint="cs"/>
+          <w:color w:val="000000" w:themeColor="text1"/>
+          <w:sz w:val="24"/>
+          <w:szCs w:val="24"/>
+        </w:rPr>
+        <w:t>AI</w:t>
+      </w:r>
+      <w:r>
+        <w:rPr>
+          <w:rFonts w:hint="cs"/>
+          <w:color w:val="000000" w:themeColor="text1"/>
+          <w:sz w:val="24"/>
+          <w:szCs w:val="24"/>
+          <w:rtl/>
+        </w:rPr>
+        <w:t xml:space="preserve">,יצירת קשר עם המורה על ידי שליחת מייל למייל של </w:t>
+      </w:r>
+      <w:proofErr w:type="spellStart"/>
+      <w:r>
+        <w:rPr>
+          <w:rFonts w:hint="cs"/>
+          <w:color w:val="000000" w:themeColor="text1"/>
+          <w:sz w:val="24"/>
+          <w:szCs w:val="24"/>
+          <w:rtl/>
+        </w:rPr>
+        <w:t>המורה,אופציה</w:t>
+      </w:r>
+      <w:proofErr w:type="spellEnd"/>
+      <w:r>
+        <w:rPr>
+          <w:rFonts w:hint="cs"/>
+          <w:color w:val="000000" w:themeColor="text1"/>
+          <w:sz w:val="24"/>
+          <w:szCs w:val="24"/>
+          <w:rtl/>
+        </w:rPr>
+        <w:t xml:space="preserve"> לסידור הרשימה לפי מרחק גאוגרפי</w:t>
       </w:r>
     </w:p>
     <w:p>
@@ -507,7 +744,7 @@
         <w:pStyle w:val="a7"/>
         <w:numPr>
           <w:ilvl w:val="0"/>
-          <w:numId w:val="3"/>
+          <w:numId w:val="2"/>
         </w:numPr>
         <w:rPr>
           <w:color w:val="000000" w:themeColor="text1"/>
@@ -517,42 +754,13 @@
       </w:pPr>
       <w:r>
         <w:rPr>
-          <w:color w:val="000000" w:themeColor="text1"/>
-          <w:sz w:val="24"/>
-          <w:szCs w:val="24"/>
-        </w:rPr>
-        <w:t>Get</w:t>
-      </w:r>
-      <w:r>
-        <w:rPr>
-          <w:rFonts w:hint="cs"/>
-          <w:color w:val="000000" w:themeColor="text1"/>
-          <w:sz w:val="24"/>
-          <w:szCs w:val="24"/>
-          <w:rtl/>
-        </w:rPr>
-        <w:t>-כל המורות שמתאימות לדרישות</w:t>
-      </w:r>
-    </w:p>
-    <w:p>
-      <w:pPr>
-        <w:rPr>
-          <w:color w:val="000000" w:themeColor="text1"/>
-          <w:sz w:val="24"/>
-          <w:szCs w:val="24"/>
-          <w:rtl/>
-        </w:rPr>
-      </w:pPr>
-      <w:r>
-        <w:rPr>
-          <w:rFonts w:hint="cs"/>
-          <w:color w:val="000000" w:themeColor="text1"/>
-          <w:sz w:val="24"/>
-          <w:szCs w:val="24"/>
-          <w:highlight w:val="yellow"/>
-          <w:rtl/>
-        </w:rPr>
-        <w:t>שידרוגים:</w:t>
+          <w:rFonts w:hint="cs"/>
+          <w:color w:val="000000" w:themeColor="text1"/>
+          <w:sz w:val="24"/>
+          <w:szCs w:val="24"/>
+          <w:rtl/>
+        </w:rPr>
+        <w:t>עמוד אודות-על המערכת</w:t>
       </w:r>
     </w:p>
     <w:p>
@@ -560,7 +768,7 @@
         <w:pStyle w:val="a7"/>
         <w:numPr>
           <w:ilvl w:val="0"/>
-          <w:numId w:val="4"/>
+          <w:numId w:val="2"/>
         </w:numPr>
         <w:rPr>
           <w:color w:val="000000" w:themeColor="text1"/>
@@ -576,7 +784,7 @@
           <w:szCs w:val="24"/>
           <w:rtl/>
         </w:rPr>
-        <w:t>העלאת קבצים</w:t>
+        <w:t xml:space="preserve">פרופיל אישי של המשתמש </w:t>
       </w:r>
     </w:p>
     <w:p>
@@ -584,7 +792,7 @@
         <w:pStyle w:val="a7"/>
         <w:numPr>
           <w:ilvl w:val="0"/>
-          <w:numId w:val="4"/>
+          <w:numId w:val="2"/>
         </w:numPr>
         <w:rPr>
           <w:color w:val="000000" w:themeColor="text1"/>
@@ -600,31 +808,7 @@
           <w:szCs w:val="24"/>
           <w:rtl/>
         </w:rPr>
-        <w:t>שליחת מייל אוטומטי עם הטופס</w:t>
-      </w:r>
-    </w:p>
-    <w:p>
-      <w:pPr>
-        <w:pStyle w:val="a7"/>
-        <w:numPr>
-          <w:ilvl w:val="0"/>
-          <w:numId w:val="4"/>
-        </w:numPr>
-        <w:rPr>
-          <w:color w:val="000000" w:themeColor="text1"/>
-          <w:sz w:val="24"/>
-          <w:szCs w:val="24"/>
-        </w:rPr>
-      </w:pPr>
-      <w:r>
-        <w:rPr>
-          <w:rFonts w:hint="cs"/>
-          <w:color w:val="000000" w:themeColor="text1"/>
-          <w:sz w:val="24"/>
-          <w:szCs w:val="24"/>
-          <w:rtl/>
-        </w:rPr>
-        <w:t>אינטגרציה עם לוח שנה שבודק זמינות של ממלאת מקום מול התאריכים הנוכחים</w:t>
+        <w:t>עריכת פרופיל</w:t>
       </w:r>
     </w:p>
     <w:p>
@@ -663,90 +847,40 @@
       </w:pPr>
       <w:r>
         <w:rPr>
-          <w:color w:val="000000" w:themeColor="text1"/>
-          <w:sz w:val="24"/>
-          <w:szCs w:val="24"/>
-        </w:rPr>
-        <w:t>Nlp</w:t>
-      </w:r>
-      <w:r>
-        <w:rPr>
-          <w:rFonts w:hint="cs"/>
-          <w:color w:val="000000" w:themeColor="text1"/>
-          <w:sz w:val="24"/>
-          <w:szCs w:val="24"/>
-          <w:rtl/>
-        </w:rPr>
-        <w:t>-יקח מתוך הקורות חיים את הפרטים הרלונטים.</w:t>
-      </w:r>
-    </w:p>
-    <w:p>
-      <w:pPr>
-        <w:pStyle w:val="a7"/>
-        <w:numPr>
-          <w:ilvl w:val="0"/>
-          <w:numId w:val="5"/>
-        </w:numPr>
-        <w:rPr>
-          <w:color w:val="000000" w:themeColor="text1"/>
-          <w:sz w:val="24"/>
-          <w:szCs w:val="24"/>
-        </w:rPr>
-      </w:pPr>
-      <w:r>
-        <w:rPr>
-          <w:rFonts w:hint="cs"/>
-          <w:color w:val="000000" w:themeColor="text1"/>
-          <w:sz w:val="24"/>
-          <w:szCs w:val="24"/>
-          <w:rtl/>
-        </w:rPr>
-        <w:t>צאטבוט לזמן אמת-שאלות ידועות עם תשובות קבועות לדו מי פנויה מחר(משולב עם אינטגרציה)....</w:t>
-      </w:r>
-    </w:p>
-    <w:p>
-      <w:pPr>
-        <w:pStyle w:val="a7"/>
-        <w:numPr>
-          <w:ilvl w:val="0"/>
-          <w:numId w:val="5"/>
-        </w:numPr>
-        <w:rPr>
-          <w:color w:val="000000" w:themeColor="text1"/>
-          <w:sz w:val="24"/>
-          <w:szCs w:val="24"/>
-          <w:rtl/>
-        </w:rPr>
-      </w:pPr>
-      <w:r>
-        <w:rPr>
-          <w:rFonts w:hint="cs"/>
-          <w:color w:val="000000" w:themeColor="text1"/>
-          <w:sz w:val="24"/>
-          <w:szCs w:val="24"/>
-          <w:rtl/>
-        </w:rPr>
-        <w:t>חיזוי רצון מנהלות לפי פרמטרים מסוימים לדו בית ספר קירוב צריכים מורות שיכולות ללמד בנים וכו.</w:t>
-      </w:r>
-    </w:p>
-    <w:p>
-      <w:pPr>
-        <w:ind w:left="360"/>
-        <w:rPr>
-          <w:rFonts w:hint="cs"/>
-          <w:color w:val="000000" w:themeColor="text1"/>
-          <w:sz w:val="24"/>
-          <w:szCs w:val="24"/>
-        </w:rPr>
-      </w:pPr>
-      <w:r>
-        <w:rPr>
-          <w:color w:val="000000" w:themeColor="text1"/>
-          <w:sz w:val="24"/>
-          <w:szCs w:val="24"/>
-          <w:rtl/>
-        </w:rPr>
-        <w:lastRenderedPageBreak/>
+          <w:rFonts w:hint="cs"/>
+          <w:color w:val="000000" w:themeColor="text1"/>
+          <w:sz w:val="24"/>
+          <w:szCs w:val="24"/>
+          <w:rtl/>
+        </w:rPr>
+        <w:t xml:space="preserve">ניתוח </w:t>
+      </w:r>
+      <w:r>
+        <w:rPr>
+          <w:rFonts w:hint="cs"/>
+          <w:color w:val="000000" w:themeColor="text1"/>
+          <w:sz w:val="24"/>
+          <w:szCs w:val="24"/>
+        </w:rPr>
+        <w:t xml:space="preserve">AI </w:t>
+      </w:r>
+      <w:r>
+        <w:rPr>
+          <w:rFonts w:hint="cs"/>
+          <w:color w:val="000000" w:themeColor="text1"/>
+          <w:sz w:val="24"/>
+          <w:szCs w:val="24"/>
+          <w:rtl/>
+        </w:rPr>
+        <w:t>על קורות חיים של מורה</w:t>
+      </w:r>
+      <w:r>
+        <w:rPr>
+          <w:color w:val="000000" w:themeColor="text1"/>
+          <w:sz w:val="24"/>
+          <w:szCs w:val="24"/>
+          <w:rtl/>
+        </w:rPr>
         <w:br/>
       </w:r>
     </w:p>
